--- a/src/data/cover_letters_2026-03-24/finfrog_jobs_data-scientist_paris_FINFR_D1kmqXG.docx
+++ b/src/data/cover_letters_2026-03-24/finfrog_jobs_data-scientist_paris_FINFR_D1kmqXG.docx
@@ -20,7 +20,7 @@
         <w:spacing w:after="0"/>
       </w:pPr>
       <w:r>
-        <w:t>My early professional career has given me the opportunity to work with high-level figures: Dominique Lagarde, former Director of Human Resources at EDF, Emmanuelle Wargon, former Minister of Housing, or Elie Azoulay, President of the European Society of Intensive Care. It has also allowed me to work in dynamic and rapidly changing contexts: the energy crisis and the post-COVID pandemic.</w:t>
+        <w:t>My early professional career has given me the opportunity to work with high-level figures: Dominique Lagarde, former Director of Human Resources at EDF, Emmanuelle Wargon, former Minister of Housing, and Elie Azoulay, President of the European Society of Intensive Care. It has also allowed me to work in dynamic and rapidly changing contexts: the energy crisis and the post-COVID pandemic.</w:t>
       </w:r>
     </w:p>
     <w:p>
@@ -33,7 +33,7 @@
         <w:spacing w:after="0"/>
       </w:pPr>
       <w:r>
-        <w:t>These opportunities have allowed me to sharpen my Python skills while working with the modern data stack (check my GitHub: https://github.com/ohassanaly). I bridge the gap between those technologies and domain experts to create business value. I have strong presentation and communication skills, and am adept at giving presentations to technical and executive audiences. For instance, I currently teach lectures on data warehouses and artificial intelligence at Paris Cité University to Master's students in health sciences.</w:t>
+        <w:t>These opportunities have allowed me to sharpen my Python skills while working with the modern data stack (check my GitHub: https://github.com/ohassanaly). I bridge the gap between those technologies and domain experts to create business value. I have experience with frameworks such as scikit-learn, Pytorch, and am familiar with LLM frameworks like HuggingFace, which align well with Finfrog's focus on implementing state-of-the-art ML/AI models for credit risk optimization. My strong presentation and communication skills have been honed through teaching lectures on data warehouses and artificial intelligence at Paris Cité University to Master's students in health sciences.</w:t>
       </w:r>
     </w:p>
     <w:p>
@@ -46,7 +46,7 @@
         <w:spacing w:after="0"/>
       </w:pPr>
       <w:r>
-        <w:t>Dynamic, curious, and aware of the importance of teamwork in order to achieve more, I combine technical expertise with presentation and communication skills. I am enthusiastic about helping organizations to get the most out of their data assets. I am particularly excited about the opportunity to join Finfrog as a Data Scientist, where I can contribute to the optimization of credit risk models and the implementation of cutting-edge ML/AI techniques. The focus on feature engineering and the application of LLMs to extract insights aligns perfectly with my expertise. Furthermore, your emphasis on innovation and strategic customer insights resonates with my passion for developing new use cases and enhancing customer experiences.</w:t>
+        <w:t>Discovery and curiosity are second nature to me. I am constantly developing my ability to adapt, both in my leisure activities (chess, salsa dancing, capoeira, music, language learning) and in my professional life. At the end of 2025, I had the unique opportunity to impact the digital strategy of the Haematology Department at São Paulo Central Hospital, working alongside its IT team to provide them with unified access to patient data.</w:t>
       </w:r>
     </w:p>
     <w:p>
@@ -59,7 +59,7 @@
         <w:spacing w:after="0"/>
       </w:pPr>
       <w:r>
-        <w:t>In my spare time, I stay up to date with the latest advances in my field by following the SuperDataScience podcast, as well as major tech players such as Sam Altman and Andrej Karpathy. I also like to sharpen my business acumen by following Matthieu Stefani's Génération do It Yourself podcast. I am currently deeply fascinated by the subject of agent-based AI and its potential to create business value.</w:t>
+        <w:t>In my spare time, I make sure to stay up to date with the latest advances in my field by following the SuperDataScience podcast, as well as major tech players such as Sam Altman and Andrej Karpathy. I also like to sharpen my business acumen by following Matthieu Stefani's Génération do It Yourself podcast. I am currently deeply fascinated by the subject of agent-based AI and by all the use cases that harness its potential to create business value, which resonates with Finfrog's mission to explore and valorize customer insights.</w:t>
       </w:r>
     </w:p>
     <w:p>
@@ -72,7 +72,7 @@
         <w:spacing w:after="0"/>
       </w:pPr>
       <w:r>
-        <w:t>I am eager to bring my entrepreneurial spirit, problem-solving skills, and rigorous approach to Finfrog, contributing to the production and validation of key financial and regulatory reports. Thank you for considering my application. I look forward to the possibility of discussing how I can add value to your team.</w:t>
+        <w:t>Dynamic, curious, and aware of the importance of teamwork in order to achieve more, I combine technical expertise with presentation and communication skills. My entrepreneurial spirit and problem-solving abilities align with Finfrog's values, and I am enthusiastic about helping organizations to get the most out of their data assets. I am excited about the opportunity to contribute to Finfrog's innovative projects in ML/AI and the optimization of credit risk models.</w:t>
       </w:r>
     </w:p>
     <w:sectPr>
